--- a/企业AI培训_交付包/初级项目实战_完整交付包/04_授课讲义/三天班_授课讲义.docx
+++ b/企业AI培训_交付包/初级项目实战_完整交付包/04_授课讲义/三天班_授课讲义.docx
@@ -40,7 +40,7 @@
         <w:rPr>
           <w:rFonts w:hint="eastAsia"/>
         </w:rPr>
-        <w:t xml:space="preserve">版本：v1.1（2026-09-01）——三天正式班「照着讲、照着带」脚本：D1</w:t>
+        <w:t xml:space="preserve">版本：v1.2（2026-09-02）——三天正式班「照着讲、照着带」脚本：D1</w:t>
       </w:r>
       <w:r>
         <w:t xml:space="preserve"> </w:t>
@@ -52,121 +52,157 @@
         <w:t xml:space="preserve">通识（PPT1</w:t>
       </w:r>
       <w:r>
+        <w:t xml:space="preserve"> </w:t>
+      </w:r>
+      <w:r>
+        <w:rPr>
+          <w:rFonts w:hint="eastAsia"/>
+        </w:rPr>
+        <w:t xml:space="preserve">企业版</w:t>
+      </w:r>
+      <w:r>
+        <w:t xml:space="preserve"> </w:t>
+      </w:r>
+      <w:r>
+        <w:rPr>
+          <w:rFonts w:hint="eastAsia"/>
+        </w:rPr>
+        <w:t xml:space="preserve">v3.0，44</w:t>
+      </w:r>
+      <w:r>
+        <w:t xml:space="preserve"> </w:t>
+      </w:r>
+      <w:r>
+        <w:rPr>
+          <w:rFonts w:hint="eastAsia"/>
+        </w:rPr>
+        <w:t xml:space="preserve">页，引《企业版_授课讲义》v3.0）+</w:t>
+      </w:r>
+      <w:r>
+        <w:t xml:space="preserve"> D2 </w:t>
+      </w:r>
+      <w:r>
+        <w:rPr>
+          <w:rFonts w:hint="eastAsia"/>
+        </w:rPr>
+        <w:t xml:space="preserve">立项/执行一（PPT2</w:t>
+      </w:r>
+      <w:r>
+        <w:t xml:space="preserve"> + </w:t>
+      </w:r>
+      <w:r>
+        <w:rPr>
+          <w:rFonts w:hint="eastAsia"/>
+        </w:rPr>
+        <w:t xml:space="preserve">PPT3）+</w:t>
+      </w:r>
+      <w:r>
+        <w:t xml:space="preserve"> D3 </w:t>
+      </w:r>
+      <w:r>
+        <w:rPr>
+          <w:rFonts w:hint="eastAsia"/>
+        </w:rPr>
+        <w:t xml:space="preserve">执行二/验收路演。</w:t>
+      </w:r>
+      <w:r>
+        <w:t xml:space="preserve"> </w:t>
+      </w:r>
+      <w:r>
+        <w:rPr>
+          <w:rFonts w:hint="eastAsia"/>
+        </w:rPr>
+        <w:t xml:space="preserve">变更：v1.2</w:t>
+      </w:r>
+      <w:r>
+        <w:t xml:space="preserve"> D1 </w:t>
+      </w:r>
+      <w:r>
+        <w:rPr>
+          <w:rFonts w:hint="eastAsia"/>
+        </w:rPr>
+        <w:t xml:space="preserve">口径</w:t>
+      </w:r>
+      <w:r>
+        <w:t xml:space="preserve"> = </w:t>
+      </w:r>
+      <w:r>
+        <w:rPr>
+          <w:rFonts w:hint="eastAsia"/>
+        </w:rPr>
+        <w:t xml:space="preserve">企业版</w:t>
+      </w:r>
+      <w:r>
+        <w:t xml:space="preserve"> </w:t>
+      </w:r>
+      <w:r>
+        <w:rPr>
+          <w:rFonts w:hint="eastAsia"/>
+        </w:rPr>
+        <w:t xml:space="preserve">v3.0（44</w:t>
+      </w:r>
+      <w:r>
+        <w:t xml:space="preserve"> </w:t>
+      </w:r>
+      <w:r>
+        <w:rPr>
+          <w:rFonts w:hint="eastAsia"/>
+        </w:rPr>
+        <w:t xml:space="preserve">页，企业五岗位）；人人版</w:t>
+      </w:r>
+      <w:r>
+        <w:t xml:space="preserve"> </w:t>
+      </w:r>
+      <w:r>
+        <w:rPr>
+          <w:rFonts w:hint="eastAsia"/>
+        </w:rPr>
+        <w:t xml:space="preserve">v2.3（38</w:t>
+      </w:r>
+      <w:r>
+        <w:t xml:space="preserve"> </w:t>
+      </w:r>
+      <w:r>
+        <w:rPr>
+          <w:rFonts w:hint="eastAsia"/>
+        </w:rPr>
+        <w:t xml:space="preserve">页）已随</w:t>
+      </w:r>
+      <w:r>
+        <w:t xml:space="preserve"> </w:t>
+      </w:r>
+      <w:r>
+        <w:rPr>
+          <w:rFonts w:hint="eastAsia"/>
+        </w:rPr>
+        <w:t xml:space="preserve">08_留档</w:t>
+      </w:r>
+      <w:r>
+        <w:t xml:space="preserve"> </w:t>
+      </w:r>
+      <w:r>
+        <w:rPr>
+          <w:rFonts w:hint="eastAsia"/>
+        </w:rPr>
+        <w:t xml:space="preserve">目录删除不再引用。v1.1</w:t>
+      </w:r>
+      <w:r>
+        <w:t xml:space="preserve"> </w:t>
+      </w:r>
+      <w:r>
+        <w:rPr>
+          <w:rFonts w:hint="eastAsia"/>
+        </w:rPr>
+        <w:t xml:space="preserve">为</w:t>
+      </w:r>
+      <w:r>
         <w:t xml:space="preserve"> 38 </w:t>
       </w:r>
       <w:r>
         <w:rPr>
           <w:rFonts w:hint="eastAsia"/>
         </w:rPr>
-        <w:t xml:space="preserve">页，引《初级_授课讲义》v2.3）+</w:t>
-      </w:r>
-      <w:r>
-        <w:t xml:space="preserve"> D2 </w:t>
-      </w:r>
-      <w:r>
-        <w:rPr>
-          <w:rFonts w:hint="eastAsia"/>
-        </w:rPr>
-        <w:t xml:space="preserve">立项/执行一（PPT2</w:t>
-      </w:r>
-      <w:r>
-        <w:t xml:space="preserve"> + </w:t>
-      </w:r>
-      <w:r>
-        <w:rPr>
-          <w:rFonts w:hint="eastAsia"/>
-        </w:rPr>
-        <w:t xml:space="preserve">PPT3）+</w:t>
-      </w:r>
-      <w:r>
-        <w:t xml:space="preserve"> D3 </w:t>
-      </w:r>
-      <w:r>
-        <w:rPr>
-          <w:rFonts w:hint="eastAsia"/>
-        </w:rPr>
-        <w:t xml:space="preserve">执行二/验收路演。</w:t>
-      </w:r>
-      <w:r>
-        <w:t xml:space="preserve"> </w:t>
-      </w:r>
-      <w:r>
-        <w:rPr>
-          <w:rFonts w:hint="eastAsia"/>
-        </w:rPr>
-        <w:t xml:space="preserve">变更：v1.1</w:t>
-      </w:r>
-      <w:r>
-        <w:t xml:space="preserve"> PPT1 36→38 </w:t>
-      </w:r>
-      <w:r>
-        <w:rPr>
-          <w:rFonts w:hint="eastAsia"/>
-        </w:rPr>
-        <w:t xml:space="preserve">页（安全章扩</w:t>
-      </w:r>
-      <w:r>
-        <w:t xml:space="preserve"> 2 </w:t>
-      </w:r>
-      <w:r>
-        <w:rPr>
-          <w:rFonts w:hint="eastAsia"/>
-        </w:rPr>
-        <w:t xml:space="preserve">页：P35</w:t>
-      </w:r>
-      <w:r>
-        <w:t xml:space="preserve"> </w:t>
-      </w:r>
-      <w:r>
-        <w:rPr>
-          <w:rFonts w:hint="eastAsia"/>
-        </w:rPr>
-        <w:t xml:space="preserve">数据分级</w:t>
-      </w:r>
-      <w:r>
-        <w:t xml:space="preserve"> / P36 </w:t>
-      </w:r>
-      <w:r>
-        <w:rPr>
-          <w:rFonts w:hint="eastAsia"/>
-        </w:rPr>
-        <w:t xml:space="preserve">应对三步），D1</w:t>
-      </w:r>
-      <w:r>
-        <w:t xml:space="preserve"> </w:t>
-      </w:r>
-      <w:r>
-        <w:rPr>
-          <w:rFonts w:hint="eastAsia"/>
-        </w:rPr>
-        <w:t xml:space="preserve">第</w:t>
-      </w:r>
-      <w:r>
-        <w:t xml:space="preserve"> 7 </w:t>
-      </w:r>
-      <w:r>
-        <w:rPr>
-          <w:rFonts w:hint="eastAsia"/>
-        </w:rPr>
-        <w:t xml:space="preserve">章对位</w:t>
-      </w:r>
-      <w:r>
-        <w:t xml:space="preserve"> </w:t>
-      </w:r>
-      <w:r>
-        <w:rPr>
-          <w:rFonts w:hint="eastAsia"/>
-        </w:rPr>
-        <w:t xml:space="preserve">P32-38；v1.0</w:t>
-      </w:r>
-      <w:r>
-        <w:t xml:space="preserve"> </w:t>
-      </w:r>
-      <w:r>
-        <w:rPr>
-          <w:rFonts w:hint="eastAsia"/>
-        </w:rPr>
-        <w:t xml:space="preserve">为上一版。</w:t>
+        <w:t xml:space="preserve">页口径。</w:t>
       </w:r>
       <w:r>
         <w:t xml:space="preserve"> </w:t>
@@ -213,7 +249,25 @@
         <w:rPr>
           <w:rFonts w:hint="eastAsia"/>
         </w:rPr>
-        <w:t xml:space="preserve">v2》｜</w:t>
+        <w:t xml:space="preserve">企业版</w:t>
+      </w:r>
+      <w:r>
+        <w:t xml:space="preserve"> </w:t>
+      </w:r>
+      <w:r>
+        <w:rPr>
+          <w:rFonts w:hint="eastAsia"/>
+        </w:rPr>
+        <w:t xml:space="preserve">v3.0》（44</w:t>
+      </w:r>
+      <w:r>
+        <w:t xml:space="preserve"> </w:t>
+      </w:r>
+      <w:r>
+        <w:rPr>
+          <w:rFonts w:hint="eastAsia"/>
+        </w:rPr>
+        <w:t xml:space="preserve">页）｜</w:t>
       </w:r>
       <w:r>
         <w:t xml:space="preserve"> </w:t>
@@ -593,7 +647,7 @@
     </w:p>
     <w:bookmarkEnd w:id="9"/>
     <w:bookmarkEnd w:id="10"/>
-    <w:bookmarkStart w:id="15" w:name="第-1-天懂-aippt1-v238-页全讲"/>
+    <w:bookmarkStart w:id="15" w:name="第-1-天懂-aippt1-企业版-v3.044-页全讲"/>
     <w:p>
       <w:pPr>
         <w:pStyle w:val="Heading1"/>
@@ -629,7 +683,16 @@
         <w:rPr>
           <w:rFonts w:hint="eastAsia"/>
         </w:rPr>
-        <w:t xml:space="preserve">v2，38</w:t>
+        <w:t xml:space="preserve">企业版</w:t>
+      </w:r>
+      <w:r>
+        <w:t xml:space="preserve"> </w:t>
+      </w:r>
+      <w:r>
+        <w:rPr>
+          <w:rFonts w:hint="eastAsia"/>
+        </w:rPr>
+        <w:t xml:space="preserve">v3.0，44</w:t>
       </w:r>
       <w:r>
         <w:t xml:space="preserve"> </w:t>
@@ -806,7 +869,7 @@
       </w:r>
     </w:p>
     <w:bookmarkEnd w:id="11"/>
-    <w:bookmarkStart w:id="13" w:name="正课七章引初级_授课讲义v2.3-逐字稿"/>
+    <w:bookmarkStart w:id="13" w:name="正课七章引企业版_授课讲义v3.0-逐字稿"/>
     <w:p>
       <w:pPr>
         <w:pStyle w:val="Heading2"/>
@@ -818,7 +881,7 @@
         <w:rPr>
           <w:rFonts w:hint="eastAsia"/>
         </w:rPr>
-        <w:t xml:space="preserve">正课：七章（引《初级_授课讲义》v2.3</w:t>
+        <w:t xml:space="preserve">正课：七章（引《企业版_授课讲义》v3.0</w:t>
       </w:r>
       <w:r>
         <w:t xml:space="preserve"> </w:t>
@@ -862,22 +925,22 @@
           <w:b/>
           <w:bCs/>
         </w:rPr>
-        <w:t xml:space="preserve">初级课程_完整交付包/08_留档_人人版v2.3/初级_授课讲义.md</w:t>
-      </w:r>
-      <w:r>
-        <w:rPr>
-          <w:rFonts w:hint="eastAsia"/>
-        </w:rPr>
-        <w:t xml:space="preserve">（人人版</w:t>
-      </w:r>
-      <w:r>
-        <w:t xml:space="preserve"> </w:t>
-      </w:r>
-      <w:r>
-        <w:rPr>
-          <w:rFonts w:hint="eastAsia"/>
-        </w:rPr>
-        <w:t xml:space="preserve">v2.3，每章含目标/逐字稿/互动/答疑预案），按页码对位照讲即可：</w:t>
+        <w:t xml:space="preserve">初级课程_完整交付包/04_授课讲义/企业版_授课讲义.md</w:t>
+      </w:r>
+      <w:r>
+        <w:rPr>
+          <w:rFonts w:hint="eastAsia"/>
+        </w:rPr>
+        <w:t xml:space="preserve">（企业版</w:t>
+      </w:r>
+      <w:r>
+        <w:t xml:space="preserve"> </w:t>
+      </w:r>
+      <w:r>
+        <w:rPr>
+          <w:rFonts w:hint="eastAsia"/>
+        </w:rPr>
+        <w:t xml:space="preserve">v3.0，每章含目标/逐字稿/互动/答疑预案/板书页码），按页码对位照讲即可：</w:t>
       </w:r>
     </w:p>
     <w:tbl>
@@ -1023,19 +1086,10 @@
               <w:rPr>
                 <w:rFonts w:hint="eastAsia"/>
               </w:rPr>
-              <w:t xml:space="preserve">是什么（3</w:t>
-            </w:r>
-            <w:r>
-              <w:t xml:space="preserve"> </w:t>
-            </w:r>
-            <w:r>
-              <w:rPr>
-                <w:rFonts w:hint="eastAsia"/>
-              </w:rPr>
-              <w:t xml:space="preserve">页新开篇）/</w:t>
-            </w:r>
-            <w:r>
-              <w:t xml:space="preserve"> </w:t>
+              <w:t xml:space="preserve">是什么</w:t>
+            </w:r>
+            <w:r>
+              <w:t xml:space="preserve"> / </w:t>
             </w:r>
             <w:r>
               <w:rPr>
@@ -1050,7 +1104,7 @@
               <w:rPr>
                 <w:rFonts w:hint="eastAsia"/>
               </w:rPr>
-              <w:t xml:space="preserve">边界</w:t>
+              <w:t xml:space="preserve">擅长与边界</w:t>
             </w:r>
           </w:p>
         </w:tc>
@@ -1174,7 +1228,7 @@
               <w:pStyle w:val="Compact"/>
             </w:pPr>
             <w:r>
-              <w:t xml:space="preserve">P11-15</w:t>
+              <w:t xml:space="preserve">P11-17</w:t>
             </w:r>
           </w:p>
         </w:tc>
@@ -1215,10 +1269,19 @@
               <w:rPr>
                 <w:rFonts w:hint="eastAsia"/>
               </w:rPr>
-              <w:t xml:space="preserve">幻觉</w:t>
+              <w:t xml:space="preserve">上下文与幻觉</w:t>
             </w:r>
             <w:r>
               <w:t xml:space="preserve"> / </w:t>
+            </w:r>
+            <w:r>
+              <w:rPr>
+                <w:rFonts w:hint="eastAsia"/>
+              </w:rPr>
+              <w:t xml:space="preserve">参数五档</w:t>
+            </w:r>
+            <w:r>
+              <w:t xml:space="preserve"> / MoE / </w:t>
             </w:r>
             <w:r>
               <w:rPr>
@@ -1269,7 +1332,25 @@
               <w:rPr>
                 <w:rFonts w:hint="eastAsia"/>
               </w:rPr>
-              <w:t xml:space="preserve">（故意问它编不了的事，让大家看它怎么「一本正经胡说」）</w:t>
+              <w:t xml:space="preserve">；参数五档/MoE</w:t>
+            </w:r>
+            <w:r>
+              <w:t xml:space="preserve"> </w:t>
+            </w:r>
+            <w:r>
+              <w:rPr>
+                <w:rFonts w:hint="eastAsia"/>
+              </w:rPr>
+              <w:t xml:space="preserve">各</w:t>
+            </w:r>
+            <w:r>
+              <w:t xml:space="preserve"> 1 </w:t>
+            </w:r>
+            <w:r>
+              <w:rPr>
+                <w:rFonts w:hint="eastAsia"/>
+              </w:rPr>
+              <w:t xml:space="preserve">分钟带过</w:t>
             </w:r>
           </w:p>
         </w:tc>
@@ -1293,7 +1374,7 @@
               <w:pStyle w:val="Compact"/>
             </w:pPr>
             <w:r>
-              <w:t xml:space="preserve">P16-19</w:t>
+              <w:t xml:space="preserve">P18-22</w:t>
             </w:r>
           </w:p>
         </w:tc>
@@ -1328,6 +1409,15 @@
               <w:t xml:space="preserve">公式</w:t>
             </w:r>
             <w:r>
+              <w:t xml:space="preserve"> + </w:t>
+            </w:r>
+            <w:r>
+              <w:rPr>
+                <w:rFonts w:hint="eastAsia"/>
+              </w:rPr>
+              <w:t xml:space="preserve">范例</w:t>
+            </w:r>
+            <w:r>
               <w:t xml:space="preserve"> / </w:t>
             </w:r>
             <w:r>
@@ -1335,6 +1425,24 @@
                 <w:rFonts w:hint="eastAsia"/>
               </w:rPr>
               <w:t xml:space="preserve">迭代</w:t>
+            </w:r>
+            <w:r>
+              <w:t xml:space="preserve"> / </w:t>
+            </w:r>
+            <w:r>
+              <w:rPr>
+                <w:rFonts w:hint="eastAsia"/>
+              </w:rPr>
+              <w:t xml:space="preserve">进阶</w:t>
+            </w:r>
+            <w:r>
+              <w:t xml:space="preserve"> 4 </w:t>
+            </w:r>
+            <w:r>
+              <w:rPr>
+                <w:rFonts w:hint="eastAsia"/>
+              </w:rPr>
+              <w:t xml:space="preserve">招</w:t>
             </w:r>
           </w:p>
         </w:tc>
@@ -1479,7 +1587,7 @@
               <w:pStyle w:val="Compact"/>
             </w:pPr>
             <w:r>
-              <w:t xml:space="preserve">P20-25</w:t>
+              <w:t xml:space="preserve">P23-32</w:t>
             </w:r>
           </w:p>
         </w:tc>
@@ -1511,7 +1619,7 @@
               <w:rPr>
                 <w:rFonts w:hint="eastAsia"/>
               </w:rPr>
-              <w:t xml:space="preserve">选型</w:t>
+              <w:t xml:space="preserve">国产五强</w:t>
             </w:r>
             <w:r>
               <w:t xml:space="preserve"> / </w:t>
@@ -1520,6 +1628,15 @@
               <w:rPr>
                 <w:rFonts w:hint="eastAsia"/>
               </w:rPr>
+              <w:t xml:space="preserve">成本</w:t>
+            </w:r>
+            <w:r>
+              <w:t xml:space="preserve"> / </w:t>
+            </w:r>
+            <w:r>
+              <w:rPr>
+                <w:rFonts w:hint="eastAsia"/>
+              </w:rPr>
               <w:t xml:space="preserve">三步上手</w:t>
             </w:r>
             <w:r>
@@ -1530,6 +1647,24 @@
                 <w:rFonts w:hint="eastAsia"/>
               </w:rPr>
               <w:t xml:space="preserve">演示</w:t>
+            </w:r>
+            <w:r>
+              <w:t xml:space="preserve"> / </w:t>
+            </w:r>
+            <w:r>
+              <w:rPr>
+                <w:rFonts w:hint="eastAsia"/>
+              </w:rPr>
+              <w:t xml:space="preserve">三红线</w:t>
+            </w:r>
+            <w:r>
+              <w:t xml:space="preserve"> / AI </w:t>
+            </w:r>
+            <w:r>
+              <w:rPr>
+                <w:rFonts w:hint="eastAsia"/>
+              </w:rPr>
+              <w:t xml:space="preserve">创作</w:t>
             </w:r>
           </w:p>
         </w:tc>
@@ -1595,7 +1730,16 @@
               <w:rPr>
                 <w:rFonts w:hint="eastAsia"/>
               </w:rPr>
-              <w:t xml:space="preserve">（见下方桥接稿，给明天埋伏笔）</w:t>
+              <w:t xml:space="preserve">（见下方桥接稿，给明天埋伏笔）；成本/标杆各</w:t>
+            </w:r>
+            <w:r>
+              <w:t xml:space="preserve"> 1 </w:t>
+            </w:r>
+            <w:r>
+              <w:rPr>
+                <w:rFonts w:hint="eastAsia"/>
+              </w:rPr>
+              <w:t xml:space="preserve">分钟带过</w:t>
             </w:r>
           </w:p>
         </w:tc>
@@ -1619,34 +1763,16 @@
               <w:pStyle w:val="Compact"/>
             </w:pPr>
             <w:r>
-              <w:t xml:space="preserve">P26-31</w:t>
-            </w:r>
-          </w:p>
-        </w:tc>
-        <w:tc>
-          <w:tcPr/>
-          <w:p>
-            <w:pPr>
-              <w:pStyle w:val="Compact"/>
-            </w:pPr>
-            <w:r>
-              <w:rPr>
-                <w:rFonts w:hint="eastAsia"/>
-              </w:rPr>
-              <w:t xml:space="preserve">红线</w:t>
-            </w:r>
-            <w:r>
-              <w:t xml:space="preserve"> + AI </w:t>
-            </w:r>
-            <w:r>
-              <w:rPr>
-                <w:rFonts w:hint="eastAsia"/>
-              </w:rPr>
-              <w:t xml:space="preserve">创作</w:t>
-            </w:r>
-            <w:r>
-              <w:t xml:space="preserve"> + </w:t>
-            </w:r>
+              <w:t xml:space="preserve">P33-36</w:t>
+            </w:r>
+          </w:p>
+        </w:tc>
+        <w:tc>
+          <w:tcPr/>
+          <w:p>
+            <w:pPr>
+              <w:pStyle w:val="Compact"/>
+            </w:pPr>
             <w:r>
               <w:rPr>
                 <w:rFonts w:hint="eastAsia"/>
@@ -1663,7 +1789,7 @@
               <w:t xml:space="preserve">章：Agent</w:t>
             </w:r>
             <w:r>
-              <w:t xml:space="preserve"> / </w:t>
+              <w:t xml:space="preserve"> / Agent vs Copilot / </w:t>
             </w:r>
             <w:r>
               <w:rPr>
@@ -1766,7 +1892,7 @@
               <w:pStyle w:val="Compact"/>
             </w:pPr>
             <w:r>
-              <w:t xml:space="preserve">P32-38</w:t>
+              <w:t xml:space="preserve">P37-43 + P44</w:t>
             </w:r>
           </w:p>
         </w:tc>
@@ -1819,6 +1945,15 @@
               <w:t xml:space="preserve">应对三步</w:t>
             </w:r>
             <w:r>
+              <w:t xml:space="preserve"> / 90 </w:t>
+            </w:r>
+            <w:r>
+              <w:rPr>
+                <w:rFonts w:hint="eastAsia"/>
+              </w:rPr>
+              <w:t xml:space="preserve">天落地</w:t>
+            </w:r>
+            <w:r>
               <w:t xml:space="preserve"> / 9 </w:t>
             </w:r>
             <w:r>
@@ -1877,7 +2012,7 @@
               <w:pStyle w:val="Compact"/>
             </w:pPr>
             <w:r>
-              <w:t xml:space="preserve">P35 </w:t>
+              <w:t xml:space="preserve">P40 </w:t>
             </w:r>
             <w:r>
               <w:rPr>
@@ -1925,7 +2060,7 @@
         </w:tc>
       </w:tr>
     </w:tbl>
-    <w:bookmarkStart w:id="12" w:name="第-5-章演示桥接稿逐字p25-现场演示"/>
+    <w:bookmarkStart w:id="12" w:name="第-5-章演示桥接稿逐字p30-现场演示"/>
     <w:p>
       <w:pPr>
         <w:pStyle w:val="Heading3"/>
@@ -1946,7 +2081,7 @@
         <w:rPr>
           <w:rFonts w:hint="eastAsia"/>
         </w:rPr>
-        <w:t xml:space="preserve">章演示桥接稿【逐字】（P25</w:t>
+        <w:t xml:space="preserve">章演示桥接稿【逐字】（P30</w:t>
       </w:r>
       <w:r>
         <w:t xml:space="preserve"> </w:t>

--- a/企业AI培训_交付包/初级项目实战_完整交付包/04_授课讲义/三天班_授课讲义.docx
+++ b/企业AI培训_交付包/初级项目实战_完整交付包/04_授课讲义/三天班_授课讲义.docx
@@ -67,7 +67,7 @@
         <w:rPr>
           <w:rFonts w:hint="eastAsia"/>
         </w:rPr>
-        <w:t xml:space="preserve">v3.0，44</w:t>
+        <w:t xml:space="preserve">v3.0，45</w:t>
       </w:r>
       <w:r>
         <w:t xml:space="preserve"> </w:t>
@@ -139,7 +139,7 @@
         <w:rPr>
           <w:rFonts w:hint="eastAsia"/>
         </w:rPr>
-        <w:t xml:space="preserve">v3.0（44</w:t>
+        <w:t xml:space="preserve">v3.0（45</w:t>
       </w:r>
       <w:r>
         <w:t xml:space="preserve"> </w:t>
@@ -258,7 +258,7 @@
         <w:rPr>
           <w:rFonts w:hint="eastAsia"/>
         </w:rPr>
-        <w:t xml:space="preserve">v3.0》（44</w:t>
+        <w:t xml:space="preserve">v3.0》（45</w:t>
       </w:r>
       <w:r>
         <w:t xml:space="preserve"> </w:t>
@@ -285,7 +285,7 @@
         <w:rPr>
           <w:rFonts w:hint="eastAsia"/>
         </w:rPr>
-        <w:t xml:space="preserve">PPT3《实战项目执行手册》（P6-P31</w:t>
+        <w:t xml:space="preserve">PPT3《实战项目执行手册》（P7-P32</w:t>
       </w:r>
       <w:r>
         <w:t xml:space="preserve"> = 26 </w:t>
@@ -647,7 +647,7 @@
     </w:p>
     <w:bookmarkEnd w:id="9"/>
     <w:bookmarkEnd w:id="10"/>
-    <w:bookmarkStart w:id="15" w:name="第-1-天懂-aippt1-企业版-v3.044-页全讲"/>
+    <w:bookmarkStart w:id="15" w:name="第-1-天懂-aippt1-企业版-v3.045-页全讲"/>
     <w:p>
       <w:pPr>
         <w:pStyle w:val="Heading1"/>
@@ -692,7 +692,7 @@
         <w:rPr>
           <w:rFonts w:hint="eastAsia"/>
         </w:rPr>
-        <w:t xml:space="preserve">v3.0，44</w:t>
+        <w:t xml:space="preserve">v3.0，45</w:t>
       </w:r>
       <w:r>
         <w:t xml:space="preserve"> </w:t>
@@ -1054,7 +1054,7 @@
               <w:pStyle w:val="Compact"/>
             </w:pPr>
             <w:r>
-              <w:t xml:space="preserve">P03-P10</w:t>
+              <w:t xml:space="preserve">P4-P11</w:t>
             </w:r>
           </w:p>
         </w:tc>
@@ -1138,7 +1138,7 @@
               <w:pStyle w:val="Compact"/>
             </w:pPr>
             <w:r>
-              <w:t xml:space="preserve">P4 </w:t>
+              <w:t xml:space="preserve">P5 </w:t>
             </w:r>
             <w:r>
               <w:rPr>
@@ -1228,7 +1228,7 @@
               <w:pStyle w:val="Compact"/>
             </w:pPr>
             <w:r>
-              <w:t xml:space="preserve">P11-17</w:t>
+              <w:t xml:space="preserve">P12-18</w:t>
             </w:r>
           </w:p>
         </w:tc>
@@ -1374,7 +1374,7 @@
               <w:pStyle w:val="Compact"/>
             </w:pPr>
             <w:r>
-              <w:t xml:space="preserve">P18-22</w:t>
+              <w:t xml:space="preserve">P19-23</w:t>
             </w:r>
           </w:p>
         </w:tc>
@@ -1587,7 +1587,7 @@
               <w:pStyle w:val="Compact"/>
             </w:pPr>
             <w:r>
-              <w:t xml:space="preserve">P23-32</w:t>
+              <w:t xml:space="preserve">P24-33</w:t>
             </w:r>
           </w:p>
         </w:tc>
@@ -1763,7 +1763,7 @@
               <w:pStyle w:val="Compact"/>
             </w:pPr>
             <w:r>
-              <w:t xml:space="preserve">P33-36</w:t>
+              <w:t xml:space="preserve">P34-37</w:t>
             </w:r>
           </w:p>
         </w:tc>
@@ -1892,7 +1892,7 @@
               <w:pStyle w:val="Compact"/>
             </w:pPr>
             <w:r>
-              <w:t xml:space="preserve">P37-43 + P44</w:t>
+              <w:t xml:space="preserve">P38-44 + P45</w:t>
             </w:r>
           </w:p>
         </w:tc>
@@ -2012,7 +2012,7 @@
               <w:pStyle w:val="Compact"/>
             </w:pPr>
             <w:r>
-              <w:t xml:space="preserve">P40 </w:t>
+              <w:t xml:space="preserve">P41 </w:t>
             </w:r>
             <w:r>
               <w:rPr>
@@ -2060,7 +2060,7 @@
         </w:tc>
       </w:tr>
     </w:tbl>
-    <w:bookmarkStart w:id="12" w:name="第-5-章演示桥接稿逐字p30-现场演示"/>
+    <w:bookmarkStart w:id="12" w:name="第-5-章演示桥接稿逐字p31-现场演示"/>
     <w:p>
       <w:pPr>
         <w:pStyle w:val="Heading3"/>
@@ -2081,7 +2081,7 @@
         <w:rPr>
           <w:rFonts w:hint="eastAsia"/>
         </w:rPr>
-        <w:t xml:space="preserve">章演示桥接稿【逐字】（P30</w:t>
+        <w:t xml:space="preserve">章演示桥接稿【逐字】（P31</w:t>
       </w:r>
       <w:r>
         <w:t xml:space="preserve"> </w:t>
@@ -2313,7 +2313,7 @@
     </w:p>
     <w:bookmarkEnd w:id="14"/>
     <w:bookmarkEnd w:id="15"/>
-    <w:bookmarkStart w:id="38" w:name="第-2-天立项-执行一ppt2-p01-24-ppt3"/>
+    <w:bookmarkStart w:id="38" w:name="第-2-天立项-执行一ppt2-p2-25-ppt3"/>
     <w:p>
       <w:pPr>
         <w:pStyle w:val="Heading1"/>
@@ -2343,7 +2343,7 @@
         <w:t xml:space="preserve">执行一（PPT2</w:t>
       </w:r>
       <w:r>
-        <w:t xml:space="preserve"> P01-24 + </w:t>
+        <w:t xml:space="preserve"> P2-25 + </w:t>
       </w:r>
       <w:r>
         <w:rPr>
@@ -2550,7 +2550,7 @@
       </w:r>
     </w:p>
     <w:bookmarkEnd w:id="16"/>
-    <w:bookmarkStart w:id="23" w:name="选题ppt2-p03-09"/>
+    <w:bookmarkStart w:id="23" w:name="选题ppt2-p4-10"/>
     <w:p>
       <w:pPr>
         <w:pStyle w:val="Heading2"/>
@@ -2571,16 +2571,16 @@
         <w:rPr>
           <w:rFonts w:hint="eastAsia"/>
         </w:rPr>
-        <w:t xml:space="preserve">P03-09）</w:t>
-      </w:r>
-    </w:p>
-    <w:bookmarkStart w:id="17" w:name="p04-会工具-会干活逐字"/>
+        <w:t xml:space="preserve">P4-10）</w:t>
+      </w:r>
+    </w:p>
+    <w:bookmarkStart w:id="17" w:name="p5-会工具-会干活逐字"/>
     <w:p>
       <w:pPr>
         <w:pStyle w:val="Heading3"/>
       </w:pPr>
       <w:r>
-        <w:t xml:space="preserve">P04 </w:t>
+        <w:t xml:space="preserve">P5 </w:t>
       </w:r>
       <w:r>
         <w:rPr>
@@ -2654,13 +2654,13 @@
       </w:r>
     </w:p>
     <w:bookmarkEnd w:id="17"/>
-    <w:bookmarkStart w:id="18" w:name="p05-项目三件套逐字"/>
+    <w:bookmarkStart w:id="18" w:name="p6-项目三件套逐字"/>
     <w:p>
       <w:pPr>
         <w:pStyle w:val="Heading3"/>
       </w:pPr>
       <w:r>
-        <w:t xml:space="preserve">P05 </w:t>
+        <w:t xml:space="preserve">P6 </w:t>
       </w:r>
       <w:r>
         <w:rPr>
@@ -2741,13 +2741,13 @@
       </w:r>
     </w:p>
     <w:bookmarkEnd w:id="18"/>
-    <w:bookmarkStart w:id="19" w:name="p06-好选题三条件逐字"/>
+    <w:bookmarkStart w:id="19" w:name="p7-好选题三条件逐字"/>
     <w:p>
       <w:pPr>
         <w:pStyle w:val="Heading3"/>
       </w:pPr>
       <w:r>
-        <w:t xml:space="preserve">P06 </w:t>
+        <w:t xml:space="preserve">P7 </w:t>
       </w:r>
       <w:r>
         <w:rPr>
@@ -2828,13 +2828,13 @@
       </w:r>
     </w:p>
     <w:bookmarkEnd w:id="19"/>
-    <w:bookmarkStart w:id="20" w:name="p07-反例清单逐字"/>
+    <w:bookmarkStart w:id="20" w:name="p8-反例清单逐字"/>
     <w:p>
       <w:pPr>
         <w:pStyle w:val="Heading3"/>
       </w:pPr>
       <w:r>
-        <w:t xml:space="preserve">P07 </w:t>
+        <w:t xml:space="preserve">P8 </w:t>
       </w:r>
       <w:r>
         <w:rPr>
@@ -2909,13 +2909,13 @@
       </w:r>
     </w:p>
     <w:bookmarkEnd w:id="20"/>
-    <w:bookmarkStart w:id="21" w:name="p08-26-包项目库逐字"/>
+    <w:bookmarkStart w:id="21" w:name="p9-26-包项目库逐字"/>
     <w:p>
       <w:pPr>
         <w:pStyle w:val="Heading3"/>
       </w:pPr>
       <w:r>
-        <w:t xml:space="preserve">P08 26 </w:t>
+        <w:t xml:space="preserve">P9 26 </w:t>
       </w:r>
       <w:r>
         <w:rPr>
@@ -3096,13 +3096,13 @@
       </w:r>
     </w:p>
     <w:bookmarkEnd w:id="21"/>
-    <w:bookmarkStart w:id="22" w:name="p09-现场选题逐字-讲师逐个过话术"/>
+    <w:bookmarkStart w:id="22" w:name="p10-现场选题逐字-讲师逐个过话术"/>
     <w:p>
       <w:pPr>
         <w:pStyle w:val="Heading3"/>
       </w:pPr>
       <w:r>
-        <w:t xml:space="preserve">P09 </w:t>
+        <w:t xml:space="preserve">P10 </w:t>
       </w:r>
       <w:r>
         <w:rPr>
@@ -3240,7 +3240,7 @@
     </w:p>
     <w:bookmarkEnd w:id="22"/>
     <w:bookmarkEnd w:id="23"/>
-    <w:bookmarkStart w:id="28" w:name="立项ppt2-p10-14"/>
+    <w:bookmarkStart w:id="28" w:name="立项ppt2-p11-15"/>
     <w:p>
       <w:pPr>
         <w:pStyle w:val="Heading2"/>
@@ -3261,16 +3261,16 @@
         <w:rPr>
           <w:rFonts w:hint="eastAsia"/>
         </w:rPr>
-        <w:t xml:space="preserve">P10-14）</w:t>
-      </w:r>
-    </w:p>
-    <w:bookmarkStart w:id="24" w:name="p11-立项书六字段逐字"/>
+        <w:t xml:space="preserve">P11-15）</w:t>
+      </w:r>
+    </w:p>
+    <w:bookmarkStart w:id="24" w:name="p12-立项书六字段逐字"/>
     <w:p>
       <w:pPr>
         <w:pStyle w:val="Heading3"/>
       </w:pPr>
       <w:r>
-        <w:t xml:space="preserve">P11 </w:t>
+        <w:t xml:space="preserve">P12 </w:t>
       </w:r>
       <w:r>
         <w:rPr>
@@ -3419,13 +3419,13 @@
       </w:r>
     </w:p>
     <w:bookmarkEnd w:id="24"/>
-    <w:bookmarkStart w:id="25" w:name="p12-范例①-a1-周报逐字"/>
+    <w:bookmarkStart w:id="25" w:name="p13-范例①-a1-周报逐字"/>
     <w:p>
       <w:pPr>
         <w:pStyle w:val="Heading3"/>
       </w:pPr>
       <w:r>
-        <w:t xml:space="preserve">P12 </w:t>
+        <w:t xml:space="preserve">P13 </w:t>
       </w:r>
       <w:r>
         <w:rPr>
@@ -3559,13 +3559,13 @@
       </w:r>
     </w:p>
     <w:bookmarkEnd w:id="25"/>
-    <w:bookmarkStart w:id="26" w:name="p13-范例②-d1-知识库-rag逐字"/>
+    <w:bookmarkStart w:id="26" w:name="p14-范例②-d1-知识库-rag逐字"/>
     <w:p>
       <w:pPr>
         <w:pStyle w:val="Heading3"/>
       </w:pPr>
       <w:r>
-        <w:t xml:space="preserve">P13 </w:t>
+        <w:t xml:space="preserve">P14 </w:t>
       </w:r>
       <w:r>
         <w:rPr>
@@ -3672,13 +3672,13 @@
       </w:r>
     </w:p>
     <w:bookmarkEnd w:id="26"/>
-    <w:bookmarkStart w:id="27" w:name="p14-立项两大错逐字"/>
+    <w:bookmarkStart w:id="27" w:name="p15-立项两大错逐字"/>
     <w:p>
       <w:pPr>
         <w:pStyle w:val="Heading3"/>
       </w:pPr>
       <w:r>
-        <w:t xml:space="preserve">P14 </w:t>
+        <w:t xml:space="preserve">P15 </w:t>
       </w:r>
       <w:r>
         <w:rPr>
@@ -4457,7 +4457,7 @@
     </w:p>
     <w:bookmarkEnd w:id="32"/>
     <w:bookmarkEnd w:id="33"/>
-    <w:bookmarkStart w:id="37" w:name="执行一ppt2-p17-24-方法论-巡场"/>
+    <w:bookmarkStart w:id="37" w:name="执行一ppt2-p18-25-方法论-巡场"/>
     <w:p>
       <w:pPr>
         <w:pStyle w:val="Heading2"/>
@@ -4472,7 +4472,7 @@
         <w:t xml:space="preserve">执行一（PPT2</w:t>
       </w:r>
       <w:r>
-        <w:t xml:space="preserve"> P17-24 </w:t>
+        <w:t xml:space="preserve"> P18-25 </w:t>
       </w:r>
       <w:r>
         <w:rPr>
@@ -4516,7 +4516,7 @@
         <w:rPr>
           <w:rFonts w:hint="eastAsia"/>
         </w:rPr>
-        <w:t xml:space="preserve">P18-P23）：</w:t>
+        <w:t xml:space="preserve">P19-P24）：</w:t>
       </w:r>
       <w:r>
         <w:rPr>
@@ -5634,7 +5634,7 @@
       </w:r>
     </w:p>
     <w:bookmarkEnd w:id="41"/>
-    <w:bookmarkStart w:id="42" w:name="验收3-分钟人ppt2-p26-验收清单主持稿"/>
+    <w:bookmarkStart w:id="42" w:name="验收3-分钟人ppt2-p27-验收清单主持稿"/>
     <w:p>
       <w:pPr>
         <w:pStyle w:val="Heading2"/>
@@ -5658,7 +5658,7 @@
         <w:t xml:space="preserve">分钟/人，PPT2</w:t>
       </w:r>
       <w:r>
-        <w:t xml:space="preserve"> P26 + </w:t>
+        <w:t xml:space="preserve"> P27 + </w:t>
       </w:r>
       <w:r>
         <w:rPr>
@@ -5999,7 +5999,7 @@
       </w:r>
     </w:p>
     <w:bookmarkEnd w:id="42"/>
-    <w:bookmarkStart w:id="43" w:name="路演ppt2-p28-29主持稿"/>
+    <w:bookmarkStart w:id="43" w:name="路演ppt2-p29-30主持稿"/>
     <w:p>
       <w:pPr>
         <w:pStyle w:val="Heading2"/>
@@ -6020,7 +6020,7 @@
         <w:rPr>
           <w:rFonts w:hint="eastAsia"/>
         </w:rPr>
-        <w:t xml:space="preserve">P28-29）【主持稿】</w:t>
+        <w:t xml:space="preserve">P29-30）【主持稿】</w:t>
       </w:r>
     </w:p>
     <w:p>

--- a/企业AI培训_交付包/初级项目实战_完整交付包/04_授课讲义/三天班_授课讲义.docx
+++ b/企业AI培训_交付包/初级项目实战_完整交付包/04_授课讲义/三天班_授课讲义.docx
@@ -67,7 +67,7 @@
         <w:rPr>
           <w:rFonts w:hint="eastAsia"/>
         </w:rPr>
-        <w:t xml:space="preserve">v3.0，45</w:t>
+        <w:t xml:space="preserve">v3.0，48</w:t>
       </w:r>
       <w:r>
         <w:t xml:space="preserve"> </w:t>
@@ -139,7 +139,7 @@
         <w:rPr>
           <w:rFonts w:hint="eastAsia"/>
         </w:rPr>
-        <w:t xml:space="preserve">v3.0（45</w:t>
+        <w:t xml:space="preserve">v3.0（48</w:t>
       </w:r>
       <w:r>
         <w:t xml:space="preserve"> </w:t>
@@ -258,7 +258,7 @@
         <w:rPr>
           <w:rFonts w:hint="eastAsia"/>
         </w:rPr>
-        <w:t xml:space="preserve">v3.0》（45</w:t>
+        <w:t xml:space="preserve">v3.0》（48</w:t>
       </w:r>
       <w:r>
         <w:t xml:space="preserve"> </w:t>
@@ -285,7 +285,7 @@
         <w:rPr>
           <w:rFonts w:hint="eastAsia"/>
         </w:rPr>
-        <w:t xml:space="preserve">PPT3《实战项目执行手册》（P7-P32</w:t>
+        <w:t xml:space="preserve">PPT3《实战项目执行手册》（P7-P33</w:t>
       </w:r>
       <w:r>
         <w:t xml:space="preserve"> = 26 </w:t>
@@ -647,7 +647,7 @@
     </w:p>
     <w:bookmarkEnd w:id="9"/>
     <w:bookmarkEnd w:id="10"/>
-    <w:bookmarkStart w:id="15" w:name="第-1-天懂-aippt1-企业版-v3.045-页全讲"/>
+    <w:bookmarkStart w:id="15" w:name="第-1-天懂-aippt1-企业版-v3.048-页全讲"/>
     <w:p>
       <w:pPr>
         <w:pStyle w:val="Heading1"/>
@@ -692,7 +692,7 @@
         <w:rPr>
           <w:rFonts w:hint="eastAsia"/>
         </w:rPr>
-        <w:t xml:space="preserve">v3.0，45</w:t>
+        <w:t xml:space="preserve">v3.0，48</w:t>
       </w:r>
       <w:r>
         <w:t xml:space="preserve"> </w:t>
@@ -1587,7 +1587,7 @@
               <w:pStyle w:val="Compact"/>
             </w:pPr>
             <w:r>
-              <w:t xml:space="preserve">P24-33</w:t>
+              <w:t xml:space="preserve">P24-34</w:t>
             </w:r>
           </w:p>
         </w:tc>
@@ -1763,7 +1763,7 @@
               <w:pStyle w:val="Compact"/>
             </w:pPr>
             <w:r>
-              <w:t xml:space="preserve">P34-37</w:t>
+              <w:t xml:space="preserve">P35-38</w:t>
             </w:r>
           </w:p>
         </w:tc>
@@ -1892,7 +1892,7 @@
               <w:pStyle w:val="Compact"/>
             </w:pPr>
             <w:r>
-              <w:t xml:space="preserve">P38-44 + P45</w:t>
+              <w:t xml:space="preserve">P39-47 + P48</w:t>
             </w:r>
           </w:p>
         </w:tc>
@@ -2012,7 +2012,7 @@
               <w:pStyle w:val="Compact"/>
             </w:pPr>
             <w:r>
-              <w:t xml:space="preserve">P41 </w:t>
+              <w:t xml:space="preserve">P43 </w:t>
             </w:r>
             <w:r>
               <w:rPr>
@@ -2060,7 +2060,7 @@
         </w:tc>
       </w:tr>
     </w:tbl>
-    <w:bookmarkStart w:id="12" w:name="第-5-章演示桥接稿逐字p31-现场演示"/>
+    <w:bookmarkStart w:id="12" w:name="第-5-章演示桥接稿逐字p32-现场演示"/>
     <w:p>
       <w:pPr>
         <w:pStyle w:val="Heading3"/>
@@ -2081,7 +2081,7 @@
         <w:rPr>
           <w:rFonts w:hint="eastAsia"/>
         </w:rPr>
-        <w:t xml:space="preserve">章演示桥接稿【逐字】（P31</w:t>
+        <w:t xml:space="preserve">章演示桥接稿【逐字】（P32</w:t>
       </w:r>
       <w:r>
         <w:t xml:space="preserve"> </w:t>
@@ -5999,7 +5999,7 @@
       </w:r>
     </w:p>
     <w:bookmarkEnd w:id="42"/>
-    <w:bookmarkStart w:id="43" w:name="路演ppt2-p29-30主持稿"/>
+    <w:bookmarkStart w:id="43" w:name="路演ppt2-p30-31主持稿"/>
     <w:p>
       <w:pPr>
         <w:pStyle w:val="Heading2"/>
@@ -6020,7 +6020,7 @@
         <w:rPr>
           <w:rFonts w:hint="eastAsia"/>
         </w:rPr>
-        <w:t xml:space="preserve">P29-30）【主持稿】</w:t>
+        <w:t xml:space="preserve">P30-31）【主持稿】</w:t>
       </w:r>
     </w:p>
     <w:p>

--- a/企业AI培训_交付包/初级项目实战_完整交付包/04_授课讲义/三天班_授课讲义.docx
+++ b/企业AI培训_交付包/初级项目实战_完整交付包/04_授课讲义/三天班_授课讲义.docx
@@ -67,7 +67,7 @@
         <w:rPr>
           <w:rFonts w:hint="eastAsia"/>
         </w:rPr>
-        <w:t xml:space="preserve">v3.0，48</w:t>
+        <w:t xml:space="preserve">v3.0，49</w:t>
       </w:r>
       <w:r>
         <w:t xml:space="preserve"> </w:t>
@@ -139,7 +139,7 @@
         <w:rPr>
           <w:rFonts w:hint="eastAsia"/>
         </w:rPr>
-        <w:t xml:space="preserve">v3.0（48</w:t>
+        <w:t xml:space="preserve">v3.0（49</w:t>
       </w:r>
       <w:r>
         <w:t xml:space="preserve"> </w:t>
@@ -258,7 +258,7 @@
         <w:rPr>
           <w:rFonts w:hint="eastAsia"/>
         </w:rPr>
-        <w:t xml:space="preserve">v3.0》（48</w:t>
+        <w:t xml:space="preserve">v3.0》（49</w:t>
       </w:r>
       <w:r>
         <w:t xml:space="preserve"> </w:t>
@@ -647,7 +647,7 @@
     </w:p>
     <w:bookmarkEnd w:id="9"/>
     <w:bookmarkEnd w:id="10"/>
-    <w:bookmarkStart w:id="15" w:name="第-1-天懂-aippt1-企业版-v3.048-页全讲"/>
+    <w:bookmarkStart w:id="15" w:name="第-1-天懂-aippt1-企业版-v3.049-页全讲"/>
     <w:p>
       <w:pPr>
         <w:pStyle w:val="Heading1"/>
@@ -692,7 +692,7 @@
         <w:rPr>
           <w:rFonts w:hint="eastAsia"/>
         </w:rPr>
-        <w:t xml:space="preserve">v3.0，48</w:t>
+        <w:t xml:space="preserve">v3.0，49</w:t>
       </w:r>
       <w:r>
         <w:t xml:space="preserve"> </w:t>
@@ -1892,7 +1892,7 @@
               <w:pStyle w:val="Compact"/>
             </w:pPr>
             <w:r>
-              <w:t xml:space="preserve">P39-47 + P48</w:t>
+              <w:t xml:space="preserve">P39-48 + P49</w:t>
             </w:r>
           </w:p>
         </w:tc>
@@ -2012,7 +2012,7 @@
               <w:pStyle w:val="Compact"/>
             </w:pPr>
             <w:r>
-              <w:t xml:space="preserve">P43 </w:t>
+              <w:t xml:space="preserve">P44 </w:t>
             </w:r>
             <w:r>
               <w:rPr>

--- a/企业AI培训_交付包/初级项目实战_完整交付包/04_授课讲义/三天班_授课讲义.docx
+++ b/企业AI培训_交付包/初级项目实战_完整交付包/04_授课讲义/三天班_授课讲义.docx
@@ -67,16 +67,16 @@
         <w:rPr>
           <w:rFonts w:hint="eastAsia"/>
         </w:rPr>
-        <w:t xml:space="preserve">v3.0，49</w:t>
-      </w:r>
-      <w:r>
-        <w:t xml:space="preserve"> </w:t>
-      </w:r>
-      <w:r>
-        <w:rPr>
-          <w:rFonts w:hint="eastAsia"/>
-        </w:rPr>
-        <w:t xml:space="preserve">页，引《企业版_授课讲义》v3.0）+</w:t>
+        <w:t xml:space="preserve">v3.4，51</w:t>
+      </w:r>
+      <w:r>
+        <w:t xml:space="preserve"> </w:t>
+      </w:r>
+      <w:r>
+        <w:rPr>
+          <w:rFonts w:hint="eastAsia"/>
+        </w:rPr>
+        <w:t xml:space="preserve">页，引《企业版_授课讲义》v3.4）+</w:t>
       </w:r>
       <w:r>
         <w:t xml:space="preserve"> D2 </w:t>
@@ -139,7 +139,7 @@
         <w:rPr>
           <w:rFonts w:hint="eastAsia"/>
         </w:rPr>
-        <w:t xml:space="preserve">v3.0（49</w:t>
+        <w:t xml:space="preserve">v3.4（51</w:t>
       </w:r>
       <w:r>
         <w:t xml:space="preserve"> </w:t>
@@ -258,7 +258,7 @@
         <w:rPr>
           <w:rFonts w:hint="eastAsia"/>
         </w:rPr>
-        <w:t xml:space="preserve">v3.0》（49</w:t>
+        <w:t xml:space="preserve">v3.4》（51</w:t>
       </w:r>
       <w:r>
         <w:t xml:space="preserve"> </w:t>
@@ -647,7 +647,7 @@
     </w:p>
     <w:bookmarkEnd w:id="9"/>
     <w:bookmarkEnd w:id="10"/>
-    <w:bookmarkStart w:id="15" w:name="第-1-天懂-aippt1-企业版-v3.049-页全讲"/>
+    <w:bookmarkStart w:id="15" w:name="第-1-天懂-aippt1-企业版-v3.451-页全讲"/>
     <w:p>
       <w:pPr>
         <w:pStyle w:val="Heading1"/>
@@ -692,7 +692,7 @@
         <w:rPr>
           <w:rFonts w:hint="eastAsia"/>
         </w:rPr>
-        <w:t xml:space="preserve">v3.0，49</w:t>
+        <w:t xml:space="preserve">v3.4，51</w:t>
       </w:r>
       <w:r>
         <w:t xml:space="preserve"> </w:t>
@@ -869,7 +869,7 @@
       </w:r>
     </w:p>
     <w:bookmarkEnd w:id="11"/>
-    <w:bookmarkStart w:id="13" w:name="正课七章引企业版_授课讲义v3.0-逐字稿"/>
+    <w:bookmarkStart w:id="13" w:name="正课七章引企业版_授课讲义v3.4-逐字稿"/>
     <w:p>
       <w:pPr>
         <w:pStyle w:val="Heading2"/>
@@ -881,7 +881,7 @@
         <w:rPr>
           <w:rFonts w:hint="eastAsia"/>
         </w:rPr>
-        <w:t xml:space="preserve">正课：七章（引《企业版_授课讲义》v3.0</w:t>
+        <w:t xml:space="preserve">正课：七章（引《企业版_授课讲义》v3.4</w:t>
       </w:r>
       <w:r>
         <w:t xml:space="preserve"> </w:t>
@@ -940,7 +940,7 @@
         <w:rPr>
           <w:rFonts w:hint="eastAsia"/>
         </w:rPr>
-        <w:t xml:space="preserve">v3.0，每章含目标/逐字稿/互动/答疑预案/板书页码），按页码对位照讲即可：</w:t>
+        <w:t xml:space="preserve">v3.4，每章含目标/逐字稿/互动/答疑预案/板书页码），按页码对位照讲即可：</w:t>
       </w:r>
     </w:p>
     <w:tbl>
@@ -1587,7 +1587,7 @@
               <w:pStyle w:val="Compact"/>
             </w:pPr>
             <w:r>
-              <w:t xml:space="preserve">P24-34</w:t>
+              <w:t xml:space="preserve">P25-35</w:t>
             </w:r>
           </w:p>
         </w:tc>
@@ -1763,7 +1763,7 @@
               <w:pStyle w:val="Compact"/>
             </w:pPr>
             <w:r>
-              <w:t xml:space="preserve">P35-38</w:t>
+              <w:t xml:space="preserve">P36-39</w:t>
             </w:r>
           </w:p>
         </w:tc>
@@ -1892,7 +1892,7 @@
               <w:pStyle w:val="Compact"/>
             </w:pPr>
             <w:r>
-              <w:t xml:space="preserve">P39-48 + P49</w:t>
+              <w:t xml:space="preserve">P40-50 + P51</w:t>
             </w:r>
           </w:p>
         </w:tc>
@@ -2012,7 +2012,7 @@
               <w:pStyle w:val="Compact"/>
             </w:pPr>
             <w:r>
-              <w:t xml:space="preserve">P44 </w:t>
+              <w:t xml:space="preserve">P46 </w:t>
             </w:r>
             <w:r>
               <w:rPr>

--- a/企业AI培训_交付包/初级项目实战_完整交付包/04_授课讲义/三天班_授课讲义.docx
+++ b/企业AI培训_交付包/初级项目实战_完整交付包/04_授课讲义/三天班_授课讲义.docx
@@ -1587,7 +1587,7 @@
               <w:pStyle w:val="Compact"/>
             </w:pPr>
             <w:r>
-              <w:t xml:space="preserve">P25-35</w:t>
+              <w:t xml:space="preserve">P25-36</w:t>
             </w:r>
           </w:p>
         </w:tc>
@@ -1763,7 +1763,7 @@
               <w:pStyle w:val="Compact"/>
             </w:pPr>
             <w:r>
-              <w:t xml:space="preserve">P36-39</w:t>
+              <w:t xml:space="preserve">P37-40</w:t>
             </w:r>
           </w:p>
         </w:tc>
@@ -1892,7 +1892,7 @@
               <w:pStyle w:val="Compact"/>
             </w:pPr>
             <w:r>
-              <w:t xml:space="preserve">P40-50 + P51</w:t>
+              <w:t xml:space="preserve">P41-51 + P52</w:t>
             </w:r>
           </w:p>
         </w:tc>
@@ -2012,7 +2012,7 @@
               <w:pStyle w:val="Compact"/>
             </w:pPr>
             <w:r>
-              <w:t xml:space="preserve">P46 </w:t>
+              <w:t xml:space="preserve">P47 </w:t>
             </w:r>
             <w:r>
               <w:rPr>

--- a/企业AI培训_交付包/初级项目实战_完整交付包/04_授课讲义/三天班_授课讲义.docx
+++ b/企业AI培训_交付包/初级项目实战_完整交付包/04_授课讲义/三天班_授课讲义.docx
@@ -40,7 +40,7 @@
         <w:rPr>
           <w:rFonts w:hint="eastAsia"/>
         </w:rPr>
-        <w:t xml:space="preserve">版本：v1.2（2026-09-02）——三天正式班「照着讲、照着带」脚本：D1</w:t>
+        <w:t xml:space="preserve">版本：v1.3（2026-09-05）——三天正式班「照着讲、照着带」脚本：D1</w:t>
       </w:r>
       <w:r>
         <w:t xml:space="preserve"> </w:t>
@@ -67,16 +67,16 @@
         <w:rPr>
           <w:rFonts w:hint="eastAsia"/>
         </w:rPr>
-        <w:t xml:space="preserve">v3.4，51</w:t>
-      </w:r>
-      <w:r>
-        <w:t xml:space="preserve"> </w:t>
-      </w:r>
-      <w:r>
-        <w:rPr>
-          <w:rFonts w:hint="eastAsia"/>
-        </w:rPr>
-        <w:t xml:space="preserve">页，引《企业版_授课讲义》v3.4）+</w:t>
+        <w:t xml:space="preserve">v3.6，53</w:t>
+      </w:r>
+      <w:r>
+        <w:t xml:space="preserve"> </w:t>
+      </w:r>
+      <w:r>
+        <w:rPr>
+          <w:rFonts w:hint="eastAsia"/>
+        </w:rPr>
+        <w:t xml:space="preserve">页，引《企业版_授课讲义》v3.6）+</w:t>
       </w:r>
       <w:r>
         <w:t xml:space="preserve"> D2 </w:t>
@@ -112,7 +112,7 @@
         <w:rPr>
           <w:rFonts w:hint="eastAsia"/>
         </w:rPr>
-        <w:t xml:space="preserve">变更：v1.2</w:t>
+        <w:t xml:space="preserve">变更：v1.3</w:t>
       </w:r>
       <w:r>
         <w:t xml:space="preserve"> D1 </w:t>
@@ -139,6 +139,123 @@
         <w:rPr>
           <w:rFonts w:hint="eastAsia"/>
         </w:rPr>
+        <w:t xml:space="preserve">v3.6（53</w:t>
+      </w:r>
+      <w:r>
+        <w:t xml:space="preserve"> </w:t>
+      </w:r>
+      <w:r>
+        <w:rPr>
+          <w:rFonts w:hint="eastAsia"/>
+        </w:rPr>
+        <w:t xml:space="preserve">页：P2</w:t>
+      </w:r>
+      <w:r>
+        <w:t xml:space="preserve"> </w:t>
+      </w:r>
+      <w:r>
+        <w:rPr>
+          <w:rFonts w:hint="eastAsia"/>
+        </w:rPr>
+        <w:t xml:space="preserve">名词</w:t>
+      </w:r>
+      <w:r>
+        <w:t xml:space="preserve"> 22 </w:t>
+      </w:r>
+      <w:r>
+        <w:rPr>
+          <w:rFonts w:hint="eastAsia"/>
+        </w:rPr>
+        <w:t xml:space="preserve">词</w:t>
+      </w:r>
+      <w:r>
+        <w:t xml:space="preserve"> / P33 </w:t>
+      </w:r>
+      <w:r>
+        <w:rPr>
+          <w:rFonts w:hint="eastAsia"/>
+        </w:rPr>
+        <w:t xml:space="preserve">前</w:t>
+      </w:r>
+      <w:r>
+        <w:t xml:space="preserve"> 3 </w:t>
+      </w:r>
+      <w:r>
+        <w:rPr>
+          <w:rFonts w:hint="eastAsia"/>
+        </w:rPr>
+        <w:t xml:space="preserve">句话带打</w:t>
+      </w:r>
+      <w:r>
+        <w:t xml:space="preserve"> / P50 </w:t>
+      </w:r>
+      <w:r>
+        <w:rPr>
+          <w:rFonts w:hint="eastAsia"/>
+        </w:rPr>
+        <w:t xml:space="preserve">翻车演练</w:t>
+      </w:r>
+      <w:r>
+        <w:t xml:space="preserve"> / P51 </w:t>
+      </w:r>
+      <w:r>
+        <w:rPr>
+          <w:rFonts w:hint="eastAsia"/>
+        </w:rPr>
+        <w:t xml:space="preserve">落地</w:t>
+      </w:r>
+      <w:r>
+        <w:t xml:space="preserve"> 90 </w:t>
+      </w:r>
+      <w:r>
+        <w:rPr>
+          <w:rFonts w:hint="eastAsia"/>
+        </w:rPr>
+        <w:t xml:space="preserve">天，D1</w:t>
+      </w:r>
+      <w:r>
+        <w:t xml:space="preserve"> </w:t>
+      </w:r>
+      <w:r>
+        <w:rPr>
+          <w:rFonts w:hint="eastAsia"/>
+        </w:rPr>
+        <w:t xml:space="preserve">页号区间全部对齐</w:t>
+      </w:r>
+      <w:r>
+        <w:t xml:space="preserve"> 53 </w:t>
+      </w:r>
+      <w:r>
+        <w:rPr>
+          <w:rFonts w:hint="eastAsia"/>
+        </w:rPr>
+        <w:t xml:space="preserve">页真值）；v1.2</w:t>
+      </w:r>
+      <w:r>
+        <w:t xml:space="preserve"> D1 </w:t>
+      </w:r>
+      <w:r>
+        <w:rPr>
+          <w:rFonts w:hint="eastAsia"/>
+        </w:rPr>
+        <w:t xml:space="preserve">口径</w:t>
+      </w:r>
+      <w:r>
+        <w:t xml:space="preserve"> = </w:t>
+      </w:r>
+      <w:r>
+        <w:rPr>
+          <w:rFonts w:hint="eastAsia"/>
+        </w:rPr>
+        <w:t xml:space="preserve">企业版</w:t>
+      </w:r>
+      <w:r>
+        <w:t xml:space="preserve"> </w:t>
+      </w:r>
+      <w:r>
+        <w:rPr>
+          <w:rFonts w:hint="eastAsia"/>
+        </w:rPr>
         <w:t xml:space="preserve">v3.4（51</w:t>
       </w:r>
       <w:r>
@@ -258,7 +375,7 @@
         <w:rPr>
           <w:rFonts w:hint="eastAsia"/>
         </w:rPr>
-        <w:t xml:space="preserve">v3.4》（51</w:t>
+        <w:t xml:space="preserve">v3.6》（53</w:t>
       </w:r>
       <w:r>
         <w:t xml:space="preserve"> </w:t>
@@ -647,7 +764,7 @@
     </w:p>
     <w:bookmarkEnd w:id="9"/>
     <w:bookmarkEnd w:id="10"/>
-    <w:bookmarkStart w:id="15" w:name="第-1-天懂-aippt1-企业版-v3.451-页全讲"/>
+    <w:bookmarkStart w:id="15" w:name="第-1-天懂-aippt1-企业版-v3.653-页全讲"/>
     <w:p>
       <w:pPr>
         <w:pStyle w:val="Heading1"/>
@@ -692,7 +809,7 @@
         <w:rPr>
           <w:rFonts w:hint="eastAsia"/>
         </w:rPr>
-        <w:t xml:space="preserve">v3.4，51</w:t>
+        <w:t xml:space="preserve">v3.6，53</w:t>
       </w:r>
       <w:r>
         <w:t xml:space="preserve"> </w:t>
@@ -869,7 +986,7 @@
       </w:r>
     </w:p>
     <w:bookmarkEnd w:id="11"/>
-    <w:bookmarkStart w:id="13" w:name="正课七章引企业版_授课讲义v3.4-逐字稿"/>
+    <w:bookmarkStart w:id="13" w:name="正课七章引企业版_授课讲义v3.6-逐字稿"/>
     <w:p>
       <w:pPr>
         <w:pStyle w:val="Heading2"/>
@@ -881,7 +998,7 @@
         <w:rPr>
           <w:rFonts w:hint="eastAsia"/>
         </w:rPr>
-        <w:t xml:space="preserve">正课：七章（引《企业版_授课讲义》v3.4</w:t>
+        <w:t xml:space="preserve">正课：七章（引《企业版_授课讲义》v3.6</w:t>
       </w:r>
       <w:r>
         <w:t xml:space="preserve"> </w:t>
@@ -940,7 +1057,7 @@
         <w:rPr>
           <w:rFonts w:hint="eastAsia"/>
         </w:rPr>
-        <w:t xml:space="preserve">v3.4，每章含目标/逐字稿/互动/答疑预案/板书页码），按页码对位照讲即可：</w:t>
+        <w:t xml:space="preserve">v3.6，每章含目标/逐字稿/互动/答疑预案/板书页码），按页码对位照讲即可：</w:t>
       </w:r>
     </w:p>
     <w:tbl>
@@ -1228,7 +1345,7 @@
               <w:pStyle w:val="Compact"/>
             </w:pPr>
             <w:r>
-              <w:t xml:space="preserve">P12-18</w:t>
+              <w:t xml:space="preserve">P13-19</w:t>
             </w:r>
           </w:p>
         </w:tc>
@@ -1269,7 +1386,7 @@
               <w:rPr>
                 <w:rFonts w:hint="eastAsia"/>
               </w:rPr>
-              <w:t xml:space="preserve">上下文与幻觉</w:t>
+              <w:t xml:space="preserve">它不记得你</w:t>
             </w:r>
             <w:r>
               <w:t xml:space="preserve"> / </w:t>
@@ -1374,7 +1491,7 @@
               <w:pStyle w:val="Compact"/>
             </w:pPr>
             <w:r>
-              <w:t xml:space="preserve">P19-23</w:t>
+              <w:t xml:space="preserve">P20-25</w:t>
             </w:r>
           </w:p>
         </w:tc>
@@ -1443,6 +1560,24 @@
                 <w:rFonts w:hint="eastAsia"/>
               </w:rPr>
               <w:t xml:space="preserve">招</w:t>
+            </w:r>
+            <w:r>
+              <w:t xml:space="preserve"> / </w:t>
+            </w:r>
+            <w:r>
+              <w:rPr>
+                <w:rFonts w:hint="eastAsia"/>
+              </w:rPr>
+              <w:t xml:space="preserve">办公模板</w:t>
+            </w:r>
+            <w:r>
+              <w:t xml:space="preserve"> 5 </w:t>
+            </w:r>
+            <w:r>
+              <w:rPr>
+                <w:rFonts w:hint="eastAsia"/>
+              </w:rPr>
+              <w:t xml:space="preserve">卡</w:t>
             </w:r>
           </w:p>
         </w:tc>
@@ -1587,7 +1722,7 @@
               <w:pStyle w:val="Compact"/>
             </w:pPr>
             <w:r>
-              <w:t xml:space="preserve">P25-36</w:t>
+              <w:t xml:space="preserve">P26-37</w:t>
             </w:r>
           </w:p>
         </w:tc>
@@ -1628,6 +1763,15 @@
               <w:rPr>
                 <w:rFonts w:hint="eastAsia"/>
               </w:rPr>
+              <w:t xml:space="preserve">国外标杆</w:t>
+            </w:r>
+            <w:r>
+              <w:t xml:space="preserve"> / </w:t>
+            </w:r>
+            <w:r>
+              <w:rPr>
+                <w:rFonts w:hint="eastAsia"/>
+              </w:rPr>
               <w:t xml:space="preserve">成本</w:t>
             </w:r>
             <w:r>
@@ -1637,7 +1781,34 @@
               <w:rPr>
                 <w:rFonts w:hint="eastAsia"/>
               </w:rPr>
+              <w:t xml:space="preserve">省钱账</w:t>
+            </w:r>
+            <w:r>
+              <w:t xml:space="preserve"> / </w:t>
+            </w:r>
+            <w:r>
+              <w:rPr>
+                <w:rFonts w:hint="eastAsia"/>
+              </w:rPr>
               <w:t xml:space="preserve">三步上手</w:t>
+            </w:r>
+            <w:r>
+              <w:t xml:space="preserve"> / </w:t>
+            </w:r>
+            <w:r>
+              <w:rPr>
+                <w:rFonts w:hint="eastAsia"/>
+              </w:rPr>
+              <w:t xml:space="preserve">你的前</w:t>
+            </w:r>
+            <w:r>
+              <w:t xml:space="preserve"> 3 </w:t>
+            </w:r>
+            <w:r>
+              <w:rPr>
+                <w:rFonts w:hint="eastAsia"/>
+              </w:rPr>
+              <w:t xml:space="preserve">句话</w:t>
             </w:r>
             <w:r>
               <w:t xml:space="preserve"> / WorkBuddy / </w:t>
@@ -1699,9 +1870,54 @@
             </w:pPr>
             <w:r>
               <w:rPr>
-                <w:rFonts w:hint="eastAsia"/>
-              </w:rPr>
-              <w:t xml:space="preserve">演示任务</w:t>
+                <w:b/>
+                <w:bCs/>
+              </w:rPr>
+              <w:t xml:space="preserve">P33 </w:t>
+            </w:r>
+            <w:r>
+              <w:rPr>
+                <w:rFonts w:hint="eastAsia"/>
+                <w:b/>
+                <w:bCs/>
+              </w:rPr>
+              <w:t xml:space="preserve">前</w:t>
+            </w:r>
+            <w:r>
+              <w:rPr>
+                <w:b/>
+                <w:bCs/>
+              </w:rPr>
+              <w:t xml:space="preserve"> 3 </w:t>
+            </w:r>
+            <w:r>
+              <w:rPr>
+                <w:rFonts w:hint="eastAsia"/>
+                <w:b/>
+                <w:bCs/>
+              </w:rPr>
+              <w:t xml:space="preserve">句话讲师带打</w:t>
+            </w:r>
+            <w:r>
+              <w:rPr>
+                <w:b/>
+                <w:bCs/>
+              </w:rPr>
+              <w:t xml:space="preserve"> 5 </w:t>
+            </w:r>
+            <w:r>
+              <w:rPr>
+                <w:rFonts w:hint="eastAsia"/>
+                <w:b/>
+                <w:bCs/>
+              </w:rPr>
+              <w:t xml:space="preserve">分钟</w:t>
+            </w:r>
+            <w:r>
+              <w:rPr>
+                <w:rFonts w:hint="eastAsia"/>
+              </w:rPr>
+              <w:t xml:space="preserve">；演示任务</w:t>
             </w:r>
             <w:r>
               <w:rPr>
@@ -1763,7 +1979,7 @@
               <w:pStyle w:val="Compact"/>
             </w:pPr>
             <w:r>
-              <w:t xml:space="preserve">P37-40</w:t>
+              <w:t xml:space="preserve">P38-41</w:t>
             </w:r>
           </w:p>
         </w:tc>
@@ -1892,7 +2108,7 @@
               <w:pStyle w:val="Compact"/>
             </w:pPr>
             <w:r>
-              <w:t xml:space="preserve">P41-51 + P52</w:t>
+              <w:t xml:space="preserve">P42-52 + P53</w:t>
             </w:r>
           </w:p>
         </w:tc>
@@ -1924,6 +2140,33 @@
               <w:rPr>
                 <w:rFonts w:hint="eastAsia"/>
               </w:rPr>
+              <w:t xml:space="preserve">翻车案例</w:t>
+            </w:r>
+            <w:r>
+              <w:t xml:space="preserve"> / </w:t>
+            </w:r>
+            <w:r>
+              <w:rPr>
+                <w:rFonts w:hint="eastAsia"/>
+              </w:rPr>
+              <w:t xml:space="preserve">防骗</w:t>
+            </w:r>
+            <w:r>
+              <w:t xml:space="preserve"> / </w:t>
+            </w:r>
+            <w:r>
+              <w:rPr>
+                <w:rFonts w:hint="eastAsia"/>
+              </w:rPr>
+              <w:t xml:space="preserve">验证四步</w:t>
+            </w:r>
+            <w:r>
+              <w:t xml:space="preserve"> / </w:t>
+            </w:r>
+            <w:r>
+              <w:rPr>
+                <w:rFonts w:hint="eastAsia"/>
+              </w:rPr>
               <w:t xml:space="preserve">数据红线</w:t>
             </w:r>
             <w:r>
@@ -1943,6 +2186,15 @@
                 <w:rFonts w:hint="eastAsia"/>
               </w:rPr>
               <w:t xml:space="preserve">应对三步</w:t>
+            </w:r>
+            <w:r>
+              <w:t xml:space="preserve"> / </w:t>
+            </w:r>
+            <w:r>
+              <w:rPr>
+                <w:rFonts w:hint="eastAsia"/>
+              </w:rPr>
+              <w:t xml:space="preserve">翻车演练</w:t>
             </w:r>
             <w:r>
               <w:t xml:space="preserve"> / 90 </w:t>
@@ -2012,7 +2264,7 @@
               <w:pStyle w:val="Compact"/>
             </w:pPr>
             <w:r>
-              <w:t xml:space="preserve">P47 </w:t>
+              <w:t xml:space="preserve">P48 </w:t>
             </w:r>
             <w:r>
               <w:rPr>
@@ -2060,7 +2312,7 @@
         </w:tc>
       </w:tr>
     </w:tbl>
-    <w:bookmarkStart w:id="12" w:name="第-5-章演示桥接稿逐字p32-现场演示"/>
+    <w:bookmarkStart w:id="12" w:name="第-5-章演示桥接稿逐字p35-现场演示"/>
     <w:p>
       <w:pPr>
         <w:pStyle w:val="Heading3"/>
@@ -2081,7 +2333,7 @@
         <w:rPr>
           <w:rFonts w:hint="eastAsia"/>
         </w:rPr>
-        <w:t xml:space="preserve">章演示桥接稿【逐字】（P32</w:t>
+        <w:t xml:space="preserve">章演示桥接稿【逐字】（P35</w:t>
       </w:r>
       <w:r>
         <w:t xml:space="preserve"> </w:t>
